--- a/중국어_대화문/10부_docx/10부_07화_청시의_방문.docx
+++ b/중국어_대화문/10부_docx/10부_07화_청시의_방문.docx
@@ -18,7 +18,7 @@
         <w:t>등장인물:</w:t>
       </w:r>
       <w:r>
-        <w:t xml:space="preserve"> 쑤민 苏敏(57세, 변호사 자격이 취소된 '공민 대리인', 잉훠 창구 운영자, 居家管控 19일째) / 청시 程曦(41세, 후계 후보·총서기 판공청 근무, 3일 연가 중) / 쑹 경관 宋警官(60대 중반, 창촨시 공안국 국내안전보위 지대 요원) / 회색 점퍼 灰夹克(30대 중반, 따라붙는 '일상 관심' 요원) / 루 할머니 卢奶奶(106세, 쑤민의 집주인, 화이인가 6층)</w:t>
+        <w:t xml:space="preserve"> 쑤민 苏敏(56세, 변호사 자격이 취소된 '공민 대리인', 잉훠 창구 운영자, 居家管控 19일째) / 청시 程曦(41세, 후계 후보·총서기 판공청 근무, 3일 연가 중) / 쑹 경관 宋警官(60대 중반, 창촨시 공안국 국내안전보위 지대 요원) / 회색 점퍼 灰夹克(30대 중반, 따라붙는 '일상 관심' 요원) / 루 할머니 卢奶奶(106세, 쑤민의 집주인, 화이인가 6층)</w:t>
       </w:r>
     </w:p>
     <w:p>
@@ -29,7 +29,7 @@
         <w:t>배경:</w:t>
       </w:r>
       <w:r>
-        <w:t xml:space="preserve"> [쑤민 시점] 2042년 9월 12일(금) 이른 아침부터 밤까지. 10부 5화(8월 25일 밤 居家管控 시작)와 10부 6화(8월 26일~9월 9일, 베이징 쪽) 뒤, 10부 8화 앞이다. 임기 만료일 2042년 11월 25일까지는 9월 12일 기준 74일이다. 청시는 9월 8일(월) 선즈위안에게 9월 12일부터 3일 연가를 알리며 "연가 중에는 말을 한마디도 전하지 않겠다"고 못 박았고, 이 화에서 연가 첫날 홀로 창촨에 와 쑤민의 집 문을 두드린다. 선즈위안은 이 화에 나오지 않으며 쑤민과 마주치지도 않는다. 그의 소식은 공개 대장에 오른 문서와, 청시가 '대장에 있는 것만' 읽어 주는 말로만 닿는다. 이 화의 새 설정은 다음과 같다. 첫째, 9월 1일 시 공안국 회신의 '본인 자발적 거주'라는 말 때문에, 쑤민이 "자발적으로 손님을 받겠다"고 하면 문 앞의 사람들이 막을 서면 근거가 없다. 회색 점퍼가 건 전화는 세 번 다 받는 사람이 없고, 청시는 자기 이름을 그의 방문 기록판(登记板)에 직접 써 넣어 居家管控 쪽에 처음으로 '종이 한 줄'을 남긴다. 둘째, 9월 10일(수) 표창대회에서 연설문 '领袖' 네 곳은 원고대로 낭독되었고 대장 수정 흔적란에는 '未改'로 올라 있다. 청시는 대장에 있는 사실만 전하되, 낭독 때 제11쪽 대목에서 그가 2초쯤 멈췄다는 것만은 "내가 본 것"으로 덧붙인다. 8월 26일 수문(收文)란의 비시(批示)란에는 공란이 아니라 "待问" 두 글자가 올랐다. 셋째, 공개 대장 기준 '연임 요청 결의'를 통과시킨 성 당위 상무위원회는 8월 5일의 17곳에서 9월 12일 19곳이 되었고, 『权力的边界』 제4항의 연명란은 여전히 비어 있다. 넷째, 청시는 2034년 2월 8일 밤 쑤민이 갇힌 지정거소 근처 도로에 차를 세우고 40분을 서 있다가 들어가지 않고 돌아간 일을 처음 털어놓는다. 다섯째, 청시는 후계 후보 신청 서류 제19쪽의 "答复已作，当面答复未作" 줄을 지우지 않고 그 밑에 날짜와 "当面答复一次，未完"을 덧붙인다. 이 화의 기관·문서·수치·인물은 모두 가상이다.</w:t>
+        <w:t xml:space="preserve"> [쑤민 시점] 2042년 9월 12일(금) 이른 아침부터 밤까지. 10부 5화(8월 25일 밤 居家管控 시작)와 10부 6화(8월 26일~9월 9일, 베이징 쪽) 뒤, 10부 8화 앞이다. 임기 만료일 2042년 11월 25일까지는 9월 12일 기준 74일이다. 청시는 9월 8일(월) 선즈위안에게 9월 12일부터 3일 연가를 알리며 "연가 중에는 말을 한마디도 전하지 않겠다"고 못 박았고, 이 화에서 연가 첫날 홀로 창촨에 와 쑤민의 집 문을 두드린다. 선즈위안은 이 화에 나오지 않으며 쑤민과 마주치지도 않는다. 그의 소식은 공개 대장에 오른 문서와, 청시가 '대장에 있는 것만' 읽어 주는 말로만 닿는다. 이 화의 새 설정은 다음과 같다. 첫째, 8월 31일 시 공안국 회신의 '본인 자발적 거주'라는 말 때문에, 쑤민이 "자발적으로 손님을 받겠다"고 하면 문 앞의 사람들이 막을 서면 근거가 없다. 회색 점퍼가 건 전화는 세 번 다 받는 사람이 없고, 청시는 자기 이름을 그의 방문 기록판(登记板)에 직접 써 넣어 居家管控 쪽에 처음으로 '종이 한 줄'을 남긴다. 둘째, 9월 10일(수) 표창대회에서 연설문 '领袖' 네 곳은 원고대로 낭독되었고 대장 수정 흔적란에는 '未改'로 올라 있다. 청시는 대장에 있는 사실만 전하되, 낭독 때 제11쪽 대목에서 그가 2초쯤 멈췄다는 것만은 "내가 본 것"으로 덧붙인다. 8월 26일 수문(收文)란의 비시(批示)란에는 공란이 아니라 "待问" 두 글자가 올랐다. 셋째, 공개 대장 기준 '연임 요청 결의'를 통과시킨 성 당위 상무위원회는 8월 5일의 17곳에서 9월 12일 19곳이 되었고, 『权力的边界』 제4항의 연명란은 여전히 비어 있다. 넷째, 청시는 2034년 2월 8일 밤 쑤민이 갇힌 지정거소 근처 도로에 차를 세우고 40분을 서 있다가 들어가지 않고 돌아간 일을 처음 털어놓는다. 다섯째, 청시는 후계 후보 신청 서류 제19쪽의 "答复已作，当面答复未作" 줄을 지우지 않고 그 밑에 날짜와 "当面答复一次，未完"을 덧붙인다. 이 화의 기관·문서·수치·인물은 모두 가상이다.</w:t>
       </w:r>
     </w:p>
     <w:p>
@@ -426,7 +426,7 @@
         <w:t>苏敏:</w:t>
       </w:r>
       <w:r>
-        <w:t xml:space="preserve"> 九月一日，市公安局给总书记办公厅的回函，白纸黑字，写的是“本人自愿居家”。我自愿居家，对吧？</w:t>
+        <w:t xml:space="preserve"> 八月三十一日，市公安局给总书记办公厅的回函，白纸黑字，写的是“本人自愿居家”。我自愿居家，对吧？</w:t>
       </w:r>
     </w:p>
     <w:p>
@@ -852,7 +852,7 @@
         <w:pStyle w:val="Heading2"/>
       </w:pPr>
       <w:r>
-        <w:t>장면 4 — 낮 12시 20분, 六楼北屋 — 三十七天</w:t>
+        <w:t>장면 4 — 9월 12일(금) 낮 12시 20분, 六楼北屋 — 三十七天</w:t>
       </w:r>
     </w:p>
     <w:p>
@@ -1222,7 +1222,7 @@
         <w:pStyle w:val="Heading2"/>
       </w:pPr>
       <w:r>
-        <w:t>장면 5 — 낮 12시 55분, 六楼北屋 — 先问纸</w:t>
+        <w:t>장면 5 — 9월 12일(금) 낮 12시 55분, 六楼北屋 — 先问纸</w:t>
       </w:r>
     </w:p>
     <w:p>
@@ -1735,7 +1735,7 @@
         <w:pStyle w:val="Heading2"/>
       </w:pPr>
       <w:r>
-        <w:t>장면 6 — 오후 1시 40분, 六楼北屋 — 一行一行读</w:t>
+        <w:t>장면 6 — 9월 12일(금) 오후 1시 40분, 六楼北屋 — 一行一行读</w:t>
       </w:r>
     </w:p>
     <w:p>
@@ -2127,7 +2127,7 @@
         <w:pStyle w:val="Heading2"/>
       </w:pPr>
       <w:r>
-        <w:t>장면 7 — 오후 2시 30분, 六楼北屋 — 三克</w:t>
+        <w:t>장면 7 — 9월 12일(금) 오후 2시 30분, 六楼北屋 — 三克</w:t>
       </w:r>
     </w:p>
     <w:p>
@@ -2485,7 +2485,7 @@
         <w:pStyle w:val="Heading2"/>
       </w:pPr>
       <w:r>
-        <w:t>장면 8 — 오후 3시 20분, 六楼北屋 — 一厢情愿</w:t>
+        <w:t>장면 8 — 9월 12일(금) 오후 3시 20분, 六楼北屋 — 一厢情愿</w:t>
       </w:r>
     </w:p>
     <w:p>
@@ -2849,7 +2849,7 @@
         <w:pStyle w:val="Heading2"/>
       </w:pPr>
       <w:r>
-        <w:t>장면 9 — 오후 3시 52분부터 밤까지, 六楼北屋 — 满意：否</w:t>
+        <w:t>장면 9 — 9월 12일(금) 오후 3시 52분부터 밤까지, 六楼北屋 — 满意：否</w:t>
       </w:r>
     </w:p>
     <w:p>
